--- a/FSD MERN- Capstone Project JUNE 2026 batch 1/28-06-2026 Capstone project - Day 1.docx
+++ b/FSD MERN- Capstone Project JUNE 2026 batch 1/28-06-2026 Capstone project - Day 1.docx
@@ -249,7 +249,17 @@
       </w:r>
     </w:p>
     <w:p>
-      <w:r>
+      <w:pPr>
+        <w:rPr>
+          <w:b/>
+          <w:bCs/>
+        </w:rPr>
+      </w:pPr>
+      <w:r>
+        <w:rPr>
+          <w:b/>
+          <w:bCs/>
+        </w:rPr>
         <w:tab/>
         <w:t xml:space="preserve">Frontend </w:t>
       </w:r>
@@ -258,7 +268,182 @@
       <w:r>
         <w:tab/>
       </w:r>
-    </w:p>
+      <w:proofErr w:type="spellStart"/>
+      <w:r>
+        <w:t>npm</w:t>
+      </w:r>
+      <w:proofErr w:type="spellEnd"/>
+      <w:r>
+        <w:t xml:space="preserve"> create </w:t>
+      </w:r>
+      <w:proofErr w:type="spellStart"/>
+      <w:r>
+        <w:t>vite@latest</w:t>
+      </w:r>
+      <w:proofErr w:type="spellEnd"/>
+      <w:r>
+        <w:t xml:space="preserve"> frontend-app </w:t>
+      </w:r>
+    </w:p>
+    <w:p>
+      <w:r>
+        <w:tab/>
+      </w:r>
+      <w:r>
+        <w:tab/>
+        <w:t xml:space="preserve">react </w:t>
+      </w:r>
+    </w:p>
+    <w:p>
+      <w:r>
+        <w:tab/>
+      </w:r>
+      <w:r>
+        <w:tab/>
+      </w:r>
+      <w:proofErr w:type="spellStart"/>
+      <w:r>
+        <w:t>javascript</w:t>
+      </w:r>
+      <w:proofErr w:type="spellEnd"/>
+      <w:r>
+        <w:t xml:space="preserve"> </w:t>
+      </w:r>
+    </w:p>
+    <w:p>
+      <w:r>
+        <w:tab/>
+      </w:r>
+      <w:r>
+        <w:tab/>
+        <w:t xml:space="preserve">no </w:t>
+      </w:r>
+    </w:p>
+    <w:p>
+      <w:r>
+        <w:tab/>
+      </w:r>
+      <w:r>
+        <w:tab/>
+        <w:t xml:space="preserve">no </w:t>
+      </w:r>
+    </w:p>
+    <w:p>
+      <w:r>
+        <w:tab/>
+        <w:t xml:space="preserve">cd frontend-app </w:t>
+      </w:r>
+    </w:p>
+    <w:p>
+      <w:r>
+        <w:tab/>
+      </w:r>
+      <w:proofErr w:type="spellStart"/>
+      <w:r>
+        <w:t>npm</w:t>
+      </w:r>
+      <w:proofErr w:type="spellEnd"/>
+      <w:r>
+        <w:t xml:space="preserve"> install </w:t>
+      </w:r>
+    </w:p>
+    <w:p>
+      <w:r>
+        <w:tab/>
+      </w:r>
+      <w:proofErr w:type="spellStart"/>
+      <w:r>
+        <w:t>npm</w:t>
+      </w:r>
+      <w:proofErr w:type="spellEnd"/>
+      <w:r>
+        <w:t xml:space="preserve"> install </w:t>
+      </w:r>
+      <w:proofErr w:type="spellStart"/>
+      <w:r>
+        <w:t>axios</w:t>
+      </w:r>
+      <w:proofErr w:type="spellEnd"/>
+      <w:r>
+        <w:t xml:space="preserve"> react-router-</w:t>
+      </w:r>
+      <w:proofErr w:type="spellStart"/>
+      <w:r>
+        <w:t>dom</w:t>
+      </w:r>
+      <w:proofErr w:type="spellEnd"/>
+      <w:r>
+        <w:t xml:space="preserve"> </w:t>
+      </w:r>
+    </w:p>
+    <w:p>
+      <w:r>
+        <w:tab/>
+      </w:r>
+      <w:proofErr w:type="spellStart"/>
+      <w:r>
+        <w:t>npm</w:t>
+      </w:r>
+      <w:proofErr w:type="spellEnd"/>
+      <w:r>
+        <w:t xml:space="preserve"> run dev </w:t>
+      </w:r>
+    </w:p>
+    <w:p/>
+    <w:p/>
+    <w:p>
+      <w:r>
+        <w:lastRenderedPageBreak/>
+        <w:tab/>
+        <w:t xml:space="preserve">components </w:t>
+      </w:r>
+    </w:p>
+    <w:p>
+      <w:r>
+        <w:tab/>
+      </w:r>
+      <w:r>
+        <w:tab/>
+        <w:t xml:space="preserve">Login.js </w:t>
+      </w:r>
+    </w:p>
+    <w:p>
+      <w:r>
+        <w:tab/>
+      </w:r>
+      <w:r>
+        <w:tab/>
+        <w:t xml:space="preserve">SignUp.js </w:t>
+      </w:r>
+    </w:p>
+    <w:p>
+      <w:r>
+        <w:tab/>
+      </w:r>
+      <w:r>
+        <w:tab/>
+        <w:t xml:space="preserve">AdminDashboard.js </w:t>
+      </w:r>
+    </w:p>
+    <w:p>
+      <w:r>
+        <w:tab/>
+      </w:r>
+      <w:r>
+        <w:tab/>
+        <w:t xml:space="preserve">CustomerDashboard.js </w:t>
+      </w:r>
+    </w:p>
+    <w:p>
+      <w:r>
+        <w:tab/>
+      </w:r>
+      <w:r>
+        <w:tab/>
+      </w:r>
+    </w:p>
+    <w:p/>
+    <w:p/>
     <w:p>
       <w:pPr>
         <w:ind w:firstLine="720"/>
@@ -292,26 +477,48 @@
       </w:r>
     </w:p>
     <w:p>
-      <w:r>
-        <w:tab/>
-      </w:r>
-      <w:r>
-        <w:tab/>
-      </w:r>
-      <w:proofErr w:type="spellStart"/>
-      <w:r>
+      <w:pPr>
+        <w:rPr>
+          <w:b/>
+          <w:bCs/>
+        </w:rPr>
+      </w:pPr>
+      <w:r>
+        <w:tab/>
+      </w:r>
+      <w:r>
+        <w:tab/>
+      </w:r>
+      <w:proofErr w:type="spellStart"/>
+      <w:r>
+        <w:rPr>
+          <w:b/>
+          <w:bCs/>
+        </w:rPr>
         <w:t>npm</w:t>
       </w:r>
       <w:proofErr w:type="spellEnd"/>
       <w:r>
+        <w:rPr>
+          <w:b/>
+          <w:bCs/>
+        </w:rPr>
         <w:t xml:space="preserve"> install express mongoose </w:t>
       </w:r>
       <w:proofErr w:type="spellStart"/>
       <w:r>
+        <w:rPr>
+          <w:b/>
+          <w:bCs/>
+        </w:rPr>
         <w:t>bcriptjs</w:t>
       </w:r>
       <w:proofErr w:type="spellEnd"/>
       <w:r>
+        <w:rPr>
+          <w:b/>
+          <w:bCs/>
+        </w:rPr>
         <w:t xml:space="preserve"> </w:t>
       </w:r>
     </w:p>
@@ -322,7 +529,138 @@
       <w:r>
         <w:tab/>
       </w:r>
-    </w:p>
+      <w:r>
+        <w:rPr>
+          <w:b/>
+          <w:bCs/>
+          <w:highlight w:val="yellow"/>
+        </w:rPr>
+        <w:t>node app.js</w:t>
+      </w:r>
+      <w:r>
+        <w:t xml:space="preserve"> </w:t>
+      </w:r>
+      <w:r>
+        <w:tab/>
+        <w:t xml:space="preserve">(app is main file in express </w:t>
+      </w:r>
+      <w:proofErr w:type="spellStart"/>
+      <w:r>
+        <w:t>js</w:t>
+      </w:r>
+      <w:proofErr w:type="spellEnd"/>
+      <w:r>
+        <w:t xml:space="preserve"> project)</w:t>
+      </w:r>
+    </w:p>
+    <w:p>
+      <w:r>
+        <w:tab/>
+      </w:r>
+      <w:r>
+        <w:tab/>
+        <w:t xml:space="preserve">if we do any changes we need to stop and re-run the project. </w:t>
+      </w:r>
+    </w:p>
+    <w:p>
+      <w:r>
+        <w:tab/>
+      </w:r>
+      <w:r>
+        <w:tab/>
+      </w:r>
+      <w:proofErr w:type="spellStart"/>
+      <w:r>
+        <w:rPr>
+          <w:b/>
+          <w:bCs/>
+        </w:rPr>
+        <w:t>npm</w:t>
+      </w:r>
+      <w:proofErr w:type="spellEnd"/>
+      <w:r>
+        <w:rPr>
+          <w:b/>
+          <w:bCs/>
+        </w:rPr>
+        <w:t xml:space="preserve"> install </w:t>
+      </w:r>
+      <w:proofErr w:type="spellStart"/>
+      <w:r>
+        <w:rPr>
+          <w:b/>
+          <w:bCs/>
+        </w:rPr>
+        <w:t>nodemon</w:t>
+      </w:r>
+      <w:proofErr w:type="spellEnd"/>
+      <w:r>
+        <w:rPr>
+          <w:b/>
+          <w:bCs/>
+        </w:rPr>
+        <w:t xml:space="preserve"> -g</w:t>
+      </w:r>
+      <w:r>
+        <w:t xml:space="preserve"> (</w:t>
+      </w:r>
+      <w:proofErr w:type="spellStart"/>
+      <w:r>
+        <w:t>nodemon</w:t>
+      </w:r>
+      <w:proofErr w:type="spellEnd"/>
+      <w:r>
+        <w:t xml:space="preserve"> is </w:t>
+      </w:r>
+      <w:proofErr w:type="gramStart"/>
+      <w:r>
+        <w:t>a</w:t>
+      </w:r>
+      <w:proofErr w:type="gramEnd"/>
+      <w:r>
+        <w:t xml:space="preserve"> external module which help to refresh the project whenever you do any change in application). </w:t>
+      </w:r>
+    </w:p>
+    <w:p>
+      <w:pPr>
+        <w:rPr>
+          <w:b/>
+          <w:bCs/>
+        </w:rPr>
+      </w:pPr>
+      <w:r>
+        <w:tab/>
+      </w:r>
+      <w:r>
+        <w:tab/>
+      </w:r>
+      <w:proofErr w:type="spellStart"/>
+      <w:r>
+        <w:rPr>
+          <w:b/>
+          <w:bCs/>
+          <w:highlight w:val="yellow"/>
+        </w:rPr>
+        <w:t>nodemon</w:t>
+      </w:r>
+      <w:proofErr w:type="spellEnd"/>
+      <w:r>
+        <w:rPr>
+          <w:b/>
+          <w:bCs/>
+          <w:highlight w:val="yellow"/>
+        </w:rPr>
+        <w:t xml:space="preserve"> app.js</w:t>
+      </w:r>
+      <w:r>
+        <w:rPr>
+          <w:b/>
+          <w:bCs/>
+        </w:rPr>
+        <w:t xml:space="preserve"> </w:t>
+      </w:r>
+    </w:p>
+    <w:p/>
     <w:p>
       <w:r>
         <w:tab/>
